--- a/pr2.docx
+++ b/pr2.docx
@@ -1610,7 +1610,7 @@
           </mc:Choice>
           <mc:Fallback>
             <w:pict>
-              <v:rect w14:anchorId="6B2FE7C7" id="Прямоугольник 8" o:spid="_x0000_s1026" style="position:absolute;margin-left:75.7pt;margin-top:.4pt;width:215.4pt;height:122.3pt;z-index:251675136;visibility:visible;mso-wrap-style:square;mso-height-percent:0;mso-wrap-distance-left:9pt;mso-wrap-distance-top:0;mso-wrap-distance-right:9pt;mso-wrap-distance-bottom:0;mso-position-horizontal:absolute;mso-position-horizontal-relative:text;mso-position-vertical:absolute;mso-position-vertical-relative:text;mso-height-percent:0;mso-height-relative:margin;v-text-anchor:middle" o:gfxdata="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" fillcolor="#4bacc6 [3208]" strokecolor="#205867 [1608]" strokeweight="2pt"/>
+              <v:rect w14:anchorId="5207C93F" id="Прямоугольник 8" o:spid="_x0000_s1026" style="position:absolute;margin-left:75.7pt;margin-top:.4pt;width:215.4pt;height:122.3pt;z-index:251675136;visibility:visible;mso-wrap-style:square;mso-height-percent:0;mso-wrap-distance-left:9pt;mso-wrap-distance-top:0;mso-wrap-distance-right:9pt;mso-wrap-distance-bottom:0;mso-position-horizontal:absolute;mso-position-horizontal-relative:text;mso-position-vertical:absolute;mso-position-vertical-relative:text;mso-height-percent:0;mso-height-relative:margin;v-text-anchor:middle" o:gfxdata="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" fillcolor="#4bacc6 [3208]" strokecolor="#205867 [1608]" strokeweight="2pt"/>
             </w:pict>
           </mc:Fallback>
         </mc:AlternateContent>
@@ -1703,7 +1703,7 @@
           </mc:Choice>
           <mc:Fallback>
             <w:pict>
-              <v:shapetype w14:anchorId="61E06B44" id="_x0000_t32" coordsize="21600,21600" o:spt="32" o:oned="t" path="m,l21600,21600e" filled="f">
+              <v:shapetype w14:anchorId="0A8F2CA3" id="_x0000_t32" coordsize="21600,21600" o:spt="32" o:oned="t" path="m,l21600,21600e" filled="f">
                 <v:path arrowok="t" fillok="f" o:connecttype="none"/>
                 <o:lock v:ext="edit" shapetype="t"/>
               </v:shapetype>
@@ -2032,7 +2032,7 @@
           </mc:Choice>
           <mc:Fallback>
             <w:pict>
-              <v:rect w14:anchorId="2D811822" id="Прямоугольник 4" o:spid="_x0000_s1026" style="position:absolute;margin-left:76.8pt;margin-top:8.1pt;width:215.4pt;height:145.2pt;z-index:251657728;visibility:visible;mso-wrap-style:square;mso-height-percent:0;mso-wrap-distance-left:9pt;mso-wrap-distance-top:0;mso-wrap-distance-right:9pt;mso-wrap-distance-bottom:0;mso-position-horizontal:absolute;mso-position-horizontal-relative:text;mso-position-vertical:absolute;mso-position-vertical-relative:text;mso-height-percent:0;mso-height-relative:margin;v-text-anchor:middle" o:gfxdata="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" fillcolor="#4bacc6 [3208]" strokecolor="#205867 [1608]" strokeweight="2pt"/>
+              <v:rect w14:anchorId="1EC73C92" id="Прямоугольник 4" o:spid="_x0000_s1026" style="position:absolute;margin-left:76.8pt;margin-top:8.1pt;width:215.4pt;height:145.2pt;z-index:251657728;visibility:visible;mso-wrap-style:square;mso-height-percent:0;mso-wrap-distance-left:9pt;mso-wrap-distance-top:0;mso-wrap-distance-right:9pt;mso-wrap-distance-bottom:0;mso-position-horizontal:absolute;mso-position-horizontal-relative:text;mso-position-vertical:absolute;mso-position-vertical-relative:text;mso-height-percent:0;mso-height-relative:margin;v-text-anchor:middle" o:gfxdata="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" fillcolor="#4bacc6 [3208]" strokecolor="#205867 [1608]" strokeweight="2pt"/>
             </w:pict>
           </mc:Fallback>
         </mc:AlternateContent>
@@ -2132,7 +2132,7 @@
           </mc:Choice>
           <mc:Fallback>
             <w:pict>
-              <v:shape w14:anchorId="7FCF6749" id="Прямая со стрелкой 9" o:spid="_x0000_s1026" type="#_x0000_t32" style="position:absolute;margin-left:178.15pt;margin-top:12.5pt;width:.45pt;height:25.55pt;z-index:251676160;visibility:visible;mso-wrap-style:square;mso-wrap-distance-left:9pt;mso-wrap-distance-top:0;mso-wrap-distance-right:9pt;mso-wrap-distance-bottom:0;mso-position-horizontal:absolute;mso-position-horizontal-relative:text;mso-position-vertical:absolute;mso-position-vertical-relative:text" o:gfxdata="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" strokecolor="#4f81bd [3204]" strokeweight="2pt">
+              <v:shape w14:anchorId="1C0746CC" id="Прямая со стрелкой 9" o:spid="_x0000_s1026" type="#_x0000_t32" style="position:absolute;margin-left:178.15pt;margin-top:12.5pt;width:.45pt;height:25.55pt;z-index:251676160;visibility:visible;mso-wrap-style:square;mso-wrap-distance-left:9pt;mso-wrap-distance-top:0;mso-wrap-distance-right:9pt;mso-wrap-distance-bottom:0;mso-position-horizontal:absolute;mso-position-horizontal-relative:text;mso-position-vertical:absolute;mso-position-vertical-relative:text" o:gfxdata="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" strokecolor="#4f81bd [3204]" strokeweight="2pt">
                 <v:stroke endarrow="block"/>
                 <v:shadow on="t" color="black" opacity="24903f" origin=",.5" offset="0,.55556mm"/>
               </v:shape>
@@ -2463,7 +2463,7 @@
           </mc:Choice>
           <mc:Fallback>
             <w:pict>
-              <v:rect w14:anchorId="4B9E1CF0" id="Прямоугольник 2" o:spid="_x0000_s1026" style="position:absolute;margin-left:77.4pt;margin-top:14.1pt;width:215.4pt;height:115.2pt;z-index:251643392;visibility:visible;mso-wrap-style:square;mso-height-percent:0;mso-wrap-distance-left:9pt;mso-wrap-distance-top:0;mso-wrap-distance-right:9pt;mso-wrap-distance-bottom:0;mso-position-horizontal:absolute;mso-position-horizontal-relative:text;mso-position-vertical:absolute;mso-position-vertical-relative:text;mso-height-percent:0;mso-height-relative:margin;v-text-anchor:middle" o:gfxdata="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" fillcolor="#4bacc6 [3208]" strokecolor="#205867 [1608]" strokeweight="2pt"/>
+              <v:rect w14:anchorId="0178D7DC" id="Прямоугольник 2" o:spid="_x0000_s1026" style="position:absolute;margin-left:77.4pt;margin-top:14.1pt;width:215.4pt;height:115.2pt;z-index:251643392;visibility:visible;mso-wrap-style:square;mso-height-percent:0;mso-wrap-distance-left:9pt;mso-wrap-distance-top:0;mso-wrap-distance-right:9pt;mso-wrap-distance-bottom:0;mso-position-horizontal:absolute;mso-position-horizontal-relative:text;mso-position-vertical:absolute;mso-position-vertical-relative:text;mso-height-percent:0;mso-height-relative:margin;v-text-anchor:middle" o:gfxdata="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" fillcolor="#4bacc6 [3208]" strokecolor="#205867 [1608]" strokeweight="2pt"/>
             </w:pict>
           </mc:Fallback>
         </mc:AlternateContent>
@@ -2581,8 +2581,19 @@
           <w:szCs w:val="28"/>
           <w:lang w:val="ru-RU"/>
         </w:rPr>
-        <w:t>сь принципы объектно-ориентированного программирования, что делает проект удобным для дальнейшего расширения и сопровождения.</w:t>
+        <w:t>сь принципы объектно-ориентированного программирования, что делает проект удобным для дальней</w:t>
       </w:r>
+      <w:r>
+        <w:rPr>
+          <w:rFonts w:cs="Times New Roman"/>
+          <w:color w:val="000000" w:themeColor="text1"/>
+          <w:szCs w:val="28"/>
+          <w:lang w:val="ru-RU"/>
+        </w:rPr>
+        <w:t>шего расширения и сопровождения</w:t>
+      </w:r>
+      <w:bookmarkStart w:id="0" w:name="_GoBack"/>
+      <w:bookmarkEnd w:id="0"/>
     </w:p>
     <w:p>
       <w:pPr>
@@ -2590,11 +2601,8 @@
           <w:rFonts w:cs="Times New Roman"/>
           <w:color w:val="000000" w:themeColor="text1"/>
           <w:szCs w:val="28"/>
-          <w:lang w:val="ru-RU"/>
-        </w:rPr>
-      </w:pPr>
-      <w:bookmarkStart w:id="0" w:name="_GoBack"/>
-      <w:bookmarkEnd w:id="0"/>
+        </w:rPr>
+      </w:pPr>
     </w:p>
     <w:sectPr>
       <w:pgSz w:w="12240" w:h="15840"/>
@@ -14515,7 +14523,7 @@
 </file>
 
 <file path=customXml/itemProps1.xml><?xml version="1.0" encoding="utf-8"?>
-<ds:datastoreItem xmlns:ds="http://schemas.openxmlformats.org/officeDocument/2006/customXml" ds:itemID="{ACDEE581-EB11-40DC-8E7A-2CD4F6291A60}">
+<ds:datastoreItem xmlns:ds="http://schemas.openxmlformats.org/officeDocument/2006/customXml" ds:itemID="{B806BB5A-FC05-42F6-B6BD-4CAF6DD77EBD}">
   <ds:schemaRefs>
     <ds:schemaRef ds:uri="http://schemas.openxmlformats.org/officeDocument/2006/bibliography"/>
   </ds:schemaRefs>
